--- a/Помилка.docx
+++ b/Помилка.docx
@@ -8,9 +8,379 @@
           <w:lang w:val="en-US"/>
         </w:rPr>
       </w:pPr>
-      <w:r>
-        <w:t>Traceback (most recent call last): File "D:\Projects\ECGBiologicalAge\ECGHiguchi\wfdb_test.py", line 840, in &lt;module&gt; read_ECGs_annotation_data(False, True) File "D:\Projects\ECGBiologicalAge\ECGHiguchi\wfdb_test.py", line 316, in read_ECGs_annotation_data _, waves_peaks = nk.ecg_delineate(cleaned_signal, r_peaks, ^^^^^^^^^^^^^^^^^^^^^^^^^^^^^^^^^^^^^^^^^ File "D:\Program Files\Python\Python311\Lib\site-packages\neurokit2\ecg\ecg_delineate.py", line 160, in ecg_delineate waves = _ecg_delineator_cwt( ^^^^^^^^^^^^^^^^^^^^ File "D:\Program Files\Python\Python311\Lib\site-packages\neurokit2\ecg\ecg_delineate.py", line 695, in _ecg_delineator_cwt qrs_onsets, qrs_offsets = _onset_offset_delineator( ^^^^^^^^^^^^^^^^^^^^^^^^^ File "D:\Program Files\Python\Python311\Lib\site-packages\neurokit2\ecg\ecg_delineate.py", line 771, in _onset_offset_delineator prominence = 0.20 * max(search_window) ^^^^^^^^^^^^^^^^^^ ValueError: max() arg is an empty sequence</w:t>
-      </w:r>
+      <w:proofErr w:type="spellStart"/>
+      <w:r>
+        <w:t>Traceback</w:t>
+      </w:r>
+      <w:proofErr w:type="spellEnd"/>
+      <w:r>
+        <w:t xml:space="preserve"> (</w:t>
+      </w:r>
+      <w:proofErr w:type="spellStart"/>
+      <w:r>
+        <w:t>most</w:t>
+      </w:r>
+      <w:proofErr w:type="spellEnd"/>
+      <w:r>
+        <w:t xml:space="preserve"> </w:t>
+      </w:r>
+      <w:proofErr w:type="spellStart"/>
+      <w:r>
+        <w:t>recent</w:t>
+      </w:r>
+      <w:proofErr w:type="spellEnd"/>
+      <w:r>
+        <w:t xml:space="preserve"> </w:t>
+      </w:r>
+      <w:proofErr w:type="spellStart"/>
+      <w:r>
+        <w:t>call</w:t>
+      </w:r>
+      <w:proofErr w:type="spellEnd"/>
+      <w:r>
+        <w:t xml:space="preserve"> </w:t>
+      </w:r>
+      <w:proofErr w:type="spellStart"/>
+      <w:r>
+        <w:t>last</w:t>
+      </w:r>
+      <w:proofErr w:type="spellEnd"/>
+      <w:r>
+        <w:t xml:space="preserve">): </w:t>
+      </w:r>
+      <w:proofErr w:type="spellStart"/>
+      <w:r>
+        <w:t>File</w:t>
+      </w:r>
+      <w:proofErr w:type="spellEnd"/>
+      <w:r>
+        <w:t xml:space="preserve"> "D:\Projects\ECGBiologicalAge\ECGHiguchi\wfdb_test.py", </w:t>
+      </w:r>
+      <w:proofErr w:type="spellStart"/>
+      <w:r>
+        <w:t>line</w:t>
+      </w:r>
+      <w:proofErr w:type="spellEnd"/>
+      <w:r>
+        <w:t xml:space="preserve"> 840, </w:t>
+      </w:r>
+      <w:proofErr w:type="spellStart"/>
+      <w:r>
+        <w:t>in</w:t>
+      </w:r>
+      <w:proofErr w:type="spellEnd"/>
+      <w:r>
+        <w:t xml:space="preserve"> &lt;</w:t>
+      </w:r>
+      <w:proofErr w:type="spellStart"/>
+      <w:r>
+        <w:t>module</w:t>
+      </w:r>
+      <w:proofErr w:type="spellEnd"/>
+      <w:r>
+        <w:t xml:space="preserve">&gt; </w:t>
+      </w:r>
+      <w:proofErr w:type="spellStart"/>
+      <w:r>
+        <w:t>read_ECGs_annotation_data</w:t>
+      </w:r>
+      <w:proofErr w:type="spellEnd"/>
+      <w:r>
+        <w:t>(</w:t>
+      </w:r>
+      <w:proofErr w:type="spellStart"/>
+      <w:r>
+        <w:t>False</w:t>
+      </w:r>
+      <w:proofErr w:type="spellEnd"/>
+      <w:r>
+        <w:t xml:space="preserve">, </w:t>
+      </w:r>
+      <w:proofErr w:type="spellStart"/>
+      <w:r>
+        <w:t>True</w:t>
+      </w:r>
+      <w:proofErr w:type="spellEnd"/>
+      <w:r>
+        <w:t xml:space="preserve">) </w:t>
+      </w:r>
+      <w:proofErr w:type="spellStart"/>
+      <w:r>
+        <w:t>File</w:t>
+      </w:r>
+      <w:proofErr w:type="spellEnd"/>
+      <w:r>
+        <w:t xml:space="preserve"> "D:\Projects\ECGBiologicalAge\ECGHiguchi\wfdb_test.py", </w:t>
+      </w:r>
+      <w:proofErr w:type="spellStart"/>
+      <w:r>
+        <w:t>line</w:t>
+      </w:r>
+      <w:proofErr w:type="spellEnd"/>
+      <w:r>
+        <w:t xml:space="preserve"> 316, </w:t>
+      </w:r>
+      <w:proofErr w:type="spellStart"/>
+      <w:r>
+        <w:t>in</w:t>
+      </w:r>
+      <w:proofErr w:type="spellEnd"/>
+      <w:r>
+        <w:t xml:space="preserve"> </w:t>
+      </w:r>
+      <w:proofErr w:type="spellStart"/>
+      <w:r>
+        <w:t>read_ECGs_annotation_data</w:t>
+      </w:r>
+      <w:proofErr w:type="spellEnd"/>
+      <w:r>
+        <w:t xml:space="preserve"> _, </w:t>
+      </w:r>
+      <w:proofErr w:type="spellStart"/>
+      <w:r>
+        <w:t>waves_peaks</w:t>
+      </w:r>
+      <w:proofErr w:type="spellEnd"/>
+      <w:r>
+        <w:t xml:space="preserve"> = </w:t>
+      </w:r>
+      <w:proofErr w:type="spellStart"/>
+      <w:r>
+        <w:t>nk.ecg_delineate</w:t>
+      </w:r>
+      <w:proofErr w:type="spellEnd"/>
+      <w:r>
+        <w:t>(</w:t>
+      </w:r>
+      <w:proofErr w:type="spellStart"/>
+      <w:r>
+        <w:t>cleaned_signal</w:t>
+      </w:r>
+      <w:proofErr w:type="spellEnd"/>
+      <w:r>
+        <w:t xml:space="preserve">, </w:t>
+      </w:r>
+      <w:proofErr w:type="spellStart"/>
+      <w:r>
+        <w:t>r_peaks</w:t>
+      </w:r>
+      <w:proofErr w:type="spellEnd"/>
+      <w:r>
+        <w:t xml:space="preserve">, ^^^^^^^^^^^^^^^^^^^^^^^^^^^^^^^^^^^^^^^^^ </w:t>
+      </w:r>
+      <w:proofErr w:type="spellStart"/>
+      <w:r>
+        <w:t>File</w:t>
+      </w:r>
+      <w:proofErr w:type="spellEnd"/>
+      <w:r>
+        <w:t xml:space="preserve"> "D:\Program Files\Python\Python311\Lib\site-packages\neurokit2\ecg\ecg_delineate.py", </w:t>
+      </w:r>
+      <w:proofErr w:type="spellStart"/>
+      <w:r>
+        <w:t>line</w:t>
+      </w:r>
+      <w:proofErr w:type="spellEnd"/>
+      <w:r>
+        <w:t xml:space="preserve"> 160, </w:t>
+      </w:r>
+      <w:proofErr w:type="spellStart"/>
+      <w:r>
+        <w:t>in</w:t>
+      </w:r>
+      <w:proofErr w:type="spellEnd"/>
+      <w:r>
+        <w:t xml:space="preserve"> </w:t>
+      </w:r>
+      <w:proofErr w:type="spellStart"/>
+      <w:r>
+        <w:t>ecg_delineate</w:t>
+      </w:r>
+      <w:proofErr w:type="spellEnd"/>
+      <w:r>
+        <w:t xml:space="preserve"> </w:t>
+      </w:r>
+      <w:proofErr w:type="spellStart"/>
+      <w:r>
+        <w:t>waves</w:t>
+      </w:r>
+      <w:proofErr w:type="spellEnd"/>
+      <w:r>
+        <w:t xml:space="preserve"> = _</w:t>
+      </w:r>
+      <w:proofErr w:type="spellStart"/>
+      <w:r>
+        <w:t>ecg_delineator_cwt</w:t>
+      </w:r>
+      <w:proofErr w:type="spellEnd"/>
+      <w:r>
+        <w:t xml:space="preserve">( ^^^^^^^^^^^^^^^^^^^^ </w:t>
+      </w:r>
+      <w:proofErr w:type="spellStart"/>
+      <w:r>
+        <w:t>File</w:t>
+      </w:r>
+      <w:proofErr w:type="spellEnd"/>
+      <w:r>
+        <w:t xml:space="preserve"> "D:\Program Files\Python\Python311\Lib\site-packages\neurokit2\ecg\ecg_delineate.py", </w:t>
+      </w:r>
+      <w:proofErr w:type="spellStart"/>
+      <w:r>
+        <w:t>line</w:t>
+      </w:r>
+      <w:proofErr w:type="spellEnd"/>
+      <w:r>
+        <w:t xml:space="preserve"> 695, </w:t>
+      </w:r>
+      <w:proofErr w:type="spellStart"/>
+      <w:r>
+        <w:t>in</w:t>
+      </w:r>
+      <w:proofErr w:type="spellEnd"/>
+      <w:r>
+        <w:t xml:space="preserve"> _</w:t>
+      </w:r>
+      <w:proofErr w:type="spellStart"/>
+      <w:r>
+        <w:t>ecg_delineator_cwt</w:t>
+      </w:r>
+      <w:proofErr w:type="spellEnd"/>
+      <w:r>
+        <w:t xml:space="preserve"> </w:t>
+      </w:r>
+      <w:proofErr w:type="spellStart"/>
+      <w:r>
+        <w:t>qrs_onsets</w:t>
+      </w:r>
+      <w:proofErr w:type="spellEnd"/>
+      <w:r>
+        <w:t xml:space="preserve">, </w:t>
+      </w:r>
+      <w:proofErr w:type="spellStart"/>
+      <w:r>
+        <w:t>qrs_offsets</w:t>
+      </w:r>
+      <w:proofErr w:type="spellEnd"/>
+      <w:r>
+        <w:t xml:space="preserve"> = _</w:t>
+      </w:r>
+      <w:proofErr w:type="spellStart"/>
+      <w:r>
+        <w:t>onset_offset_delineator</w:t>
+      </w:r>
+      <w:proofErr w:type="spellEnd"/>
+      <w:r>
+        <w:t xml:space="preserve">( ^^^^^^^^^^^^^^^^^^^^^^^^^ </w:t>
+      </w:r>
+      <w:proofErr w:type="spellStart"/>
+      <w:r>
+        <w:t>File</w:t>
+      </w:r>
+      <w:proofErr w:type="spellEnd"/>
+      <w:r>
+        <w:t xml:space="preserve"> "D:\Program Files\Python\Python311\Lib\site-packages\neurokit2\ecg\ecg_delineate.py", </w:t>
+      </w:r>
+      <w:proofErr w:type="spellStart"/>
+      <w:r>
+        <w:t>line</w:t>
+      </w:r>
+      <w:proofErr w:type="spellEnd"/>
+      <w:r>
+        <w:t xml:space="preserve"> 771, </w:t>
+      </w:r>
+      <w:proofErr w:type="spellStart"/>
+      <w:r>
+        <w:t>in</w:t>
+      </w:r>
+      <w:proofErr w:type="spellEnd"/>
+      <w:r>
+        <w:t xml:space="preserve"> _</w:t>
+      </w:r>
+      <w:proofErr w:type="spellStart"/>
+      <w:r>
+        <w:t>onset_offset_delineator</w:t>
+      </w:r>
+      <w:proofErr w:type="spellEnd"/>
+      <w:r>
+        <w:t xml:space="preserve"> </w:t>
+      </w:r>
+      <w:proofErr w:type="spellStart"/>
+      <w:r>
+        <w:t>prominence</w:t>
+      </w:r>
+      <w:proofErr w:type="spellEnd"/>
+      <w:r>
+        <w:t xml:space="preserve"> = 0.20 * </w:t>
+      </w:r>
+      <w:proofErr w:type="spellStart"/>
+      <w:r>
+        <w:t>max</w:t>
+      </w:r>
+      <w:proofErr w:type="spellEnd"/>
+      <w:r>
+        <w:t>(</w:t>
+      </w:r>
+      <w:proofErr w:type="spellStart"/>
+      <w:r>
+        <w:t>search_window</w:t>
+      </w:r>
+      <w:proofErr w:type="spellEnd"/>
+      <w:r>
+        <w:t xml:space="preserve">) ^^^^^^^^^^^^^^^^^^ </w:t>
+      </w:r>
+      <w:proofErr w:type="spellStart"/>
+      <w:r>
+        <w:t>ValueError</w:t>
+      </w:r>
+      <w:proofErr w:type="spellEnd"/>
+      <w:r>
+        <w:t xml:space="preserve">: </w:t>
+      </w:r>
+      <w:proofErr w:type="spellStart"/>
+      <w:r>
+        <w:t>max</w:t>
+      </w:r>
+      <w:proofErr w:type="spellEnd"/>
+      <w:r>
+        <w:t xml:space="preserve">() </w:t>
+      </w:r>
+      <w:proofErr w:type="spellStart"/>
+      <w:r>
+        <w:t>arg</w:t>
+      </w:r>
+      <w:proofErr w:type="spellEnd"/>
+      <w:r>
+        <w:t xml:space="preserve"> </w:t>
+      </w:r>
+      <w:proofErr w:type="spellStart"/>
+      <w:r>
+        <w:t>is</w:t>
+      </w:r>
+      <w:proofErr w:type="spellEnd"/>
+      <w:r>
+        <w:t xml:space="preserve"> </w:t>
+      </w:r>
+      <w:proofErr w:type="spellStart"/>
+      <w:r>
+        <w:t>an</w:t>
+      </w:r>
+      <w:proofErr w:type="spellEnd"/>
+      <w:r>
+        <w:t xml:space="preserve"> </w:t>
+      </w:r>
+      <w:proofErr w:type="spellStart"/>
+      <w:r>
+        <w:t>empty</w:t>
+      </w:r>
+      <w:proofErr w:type="spellEnd"/>
+      <w:r>
+        <w:t xml:space="preserve"> </w:t>
+      </w:r>
+      <w:proofErr w:type="spellStart"/>
+      <w:r>
+        <w:t>sequence</w:t>
+      </w:r>
+      <w:proofErr w:type="spellEnd"/>
     </w:p>
     <w:p>
       <w:pPr>
@@ -49,38 +419,913 @@
       <w:r>
         <w:t xml:space="preserve">повертає в </w:t>
       </w:r>
-      <w:r>
-        <w:t>waves_peaks["ECG_P_Peaks"]</w:t>
+      <w:proofErr w:type="spellStart"/>
+      <w:r>
+        <w:t>waves_peaks</w:t>
+      </w:r>
+      <w:proofErr w:type="spellEnd"/>
+      <w:r>
+        <w:t>["</w:t>
+      </w:r>
+      <w:proofErr w:type="spellStart"/>
+      <w:r>
+        <w:t>ECG_P_Peaks</w:t>
+      </w:r>
+      <w:proofErr w:type="spellEnd"/>
+      <w:r>
+        <w:t>"]</w:t>
       </w:r>
       <w:r>
         <w:t xml:space="preserve"> </w:t>
       </w:r>
+      <w:proofErr w:type="spellStart"/>
       <w:r>
         <w:rPr>
           <w:lang w:val="en-US"/>
         </w:rPr>
-        <w:t xml:space="preserve">NaN </w:t>
-      </w:r>
+        <w:t>NaN</w:t>
+      </w:r>
+      <w:proofErr w:type="spellEnd"/>
+      <w:r>
+        <w:rPr>
+          <w:lang w:val="en-US"/>
+        </w:rPr>
+        <w:t xml:space="preserve"> </w:t>
+      </w:r>
+      <w:proofErr w:type="spellStart"/>
       <w:r>
         <w:rPr>
           <w:lang w:val="ru-RU"/>
         </w:rPr>
         <w:t>значення</w:t>
       </w:r>
+      <w:proofErr w:type="spellEnd"/>
       <w:r>
         <w:rPr>
           <w:lang w:val="en-US"/>
         </w:rPr>
         <w:t>.</w:t>
+      </w:r>
+    </w:p>
+    <w:p>
+      <w:r>
+        <w:br w:type="page"/>
+      </w:r>
+    </w:p>
+    <w:p/>
+    <w:p>
+      <w:r>
+        <w:rPr>
+          <w:noProof/>
+        </w:rPr>
+        <w:drawing>
+          <wp:inline distT="0" distB="0" distL="0" distR="0" wp14:anchorId="1C9257C6" wp14:editId="238818D0">
+            <wp:extent cx="6120765" cy="3391535"/>
+            <wp:effectExtent l="0" t="0" r="0" b="0"/>
+            <wp:docPr id="1776718950" name="Рисунок 1" descr="Зображення, що містить текст, знімок екрана, Графік, ряд&#10;&#10;Вміст, створений ШІ, може бути неправильним."/>
+            <wp:cNvGraphicFramePr>
+              <a:graphicFrameLocks xmlns:a="http://schemas.openxmlformats.org/drawingml/2006/main" noChangeAspect="1"/>
+            </wp:cNvGraphicFramePr>
+            <a:graphic xmlns:a="http://schemas.openxmlformats.org/drawingml/2006/main">
+              <a:graphicData uri="http://schemas.openxmlformats.org/drawingml/2006/picture">
+                <pic:pic xmlns:pic="http://schemas.openxmlformats.org/drawingml/2006/picture">
+                  <pic:nvPicPr>
+                    <pic:cNvPr id="1776718950" name="Рисунок 1" descr="Зображення, що містить текст, знімок екрана, Графік, ряд&#10;&#10;Вміст, створений ШІ, може бути неправильним."/>
+                    <pic:cNvPicPr/>
+                  </pic:nvPicPr>
+                  <pic:blipFill>
+                    <a:blip r:embed="rId4"/>
+                    <a:stretch>
+                      <a:fillRect/>
+                    </a:stretch>
+                  </pic:blipFill>
+                  <pic:spPr>
+                    <a:xfrm>
+                      <a:off x="0" y="0"/>
+                      <a:ext cx="6120765" cy="3391535"/>
+                    </a:xfrm>
+                    <a:prstGeom prst="rect">
+                      <a:avLst/>
+                    </a:prstGeom>
+                  </pic:spPr>
+                </pic:pic>
+              </a:graphicData>
+            </a:graphic>
+          </wp:inline>
+        </w:drawing>
       </w:r>
     </w:p>
     <w:p>
       <w:pPr>
-        <w:rPr>
-          <w:rFonts w:hint="eastAsia"/>
+        <w:tabs>
+          <w:tab w:val="left" w:pos="5875"/>
+        </w:tabs>
+        <w:rPr>
+          <w:rFonts w:ascii="Times New Roman" w:hAnsi="Times New Roman" w:cs="Times New Roman"/>
+          <w:sz w:val="28"/>
+          <w:szCs w:val="28"/>
+          <w:lang w:val="en-US"/>
+        </w:rPr>
+      </w:pPr>
+      <w:proofErr w:type="spellStart"/>
+      <w:r>
+        <w:rPr>
+          <w:rFonts w:ascii="Times New Roman" w:hAnsi="Times New Roman" w:cs="Times New Roman"/>
+          <w:sz w:val="28"/>
+          <w:szCs w:val="28"/>
+          <w:lang w:val="en-US"/>
+        </w:rPr>
+        <w:t>P_start</w:t>
+      </w:r>
+      <w:proofErr w:type="spellEnd"/>
+    </w:p>
+    <w:p>
+      <w:pPr>
+        <w:tabs>
+          <w:tab w:val="left" w:pos="5875"/>
+        </w:tabs>
+        <w:rPr>
+          <w:rFonts w:ascii="Times New Roman" w:hAnsi="Times New Roman" w:cs="Times New Roman"/>
+          <w:sz w:val="28"/>
+          <w:szCs w:val="28"/>
+        </w:rPr>
+      </w:pPr>
+      <w:r>
+        <w:rPr>
+          <w:rFonts w:ascii="Times New Roman" w:hAnsi="Times New Roman" w:cs="Times New Roman"/>
+          <w:sz w:val="28"/>
+          <w:szCs w:val="28"/>
+        </w:rPr>
+        <w:t>650</w:t>
+      </w:r>
+    </w:p>
+    <w:p>
+      <w:pPr>
+        <w:tabs>
+          <w:tab w:val="left" w:pos="5875"/>
+        </w:tabs>
+        <w:rPr>
+          <w:rFonts w:ascii="Times New Roman" w:hAnsi="Times New Roman" w:cs="Times New Roman"/>
+          <w:sz w:val="28"/>
+          <w:szCs w:val="28"/>
+        </w:rPr>
+      </w:pPr>
+      <w:r>
+        <w:rPr>
+          <w:rFonts w:ascii="Times New Roman" w:hAnsi="Times New Roman" w:cs="Times New Roman"/>
+          <w:sz w:val="28"/>
+          <w:szCs w:val="28"/>
+        </w:rPr>
+        <w:t>1084</w:t>
+      </w:r>
+    </w:p>
+    <w:p>
+      <w:pPr>
+        <w:tabs>
+          <w:tab w:val="left" w:pos="5875"/>
+        </w:tabs>
+        <w:rPr>
+          <w:rFonts w:ascii="Times New Roman" w:hAnsi="Times New Roman" w:cs="Times New Roman"/>
+          <w:sz w:val="28"/>
+          <w:szCs w:val="28"/>
+          <w:lang w:val="en-US"/>
+        </w:rPr>
+      </w:pPr>
+      <w:r>
+        <w:rPr>
+          <w:rFonts w:ascii="Times New Roman" w:hAnsi="Times New Roman" w:cs="Times New Roman"/>
+          <w:sz w:val="28"/>
+          <w:szCs w:val="28"/>
+        </w:rPr>
+        <w:t>1823</w:t>
+      </w:r>
+    </w:p>
+    <w:p>
+      <w:pPr>
+        <w:tabs>
+          <w:tab w:val="left" w:pos="5875"/>
+        </w:tabs>
+        <w:rPr>
+          <w:rFonts w:ascii="Times New Roman" w:hAnsi="Times New Roman" w:cs="Times New Roman"/>
+          <w:sz w:val="28"/>
+          <w:szCs w:val="28"/>
+          <w:lang w:val="ru-RU"/>
+        </w:rPr>
+      </w:pPr>
+      <w:proofErr w:type="spellStart"/>
+      <w:r>
+        <w:rPr>
+          <w:rFonts w:ascii="Times New Roman" w:hAnsi="Times New Roman" w:cs="Times New Roman"/>
+          <w:sz w:val="28"/>
+          <w:szCs w:val="28"/>
+          <w:lang w:val="ru-RU"/>
+        </w:rPr>
+        <w:t>Помилка</w:t>
+      </w:r>
+      <w:proofErr w:type="spellEnd"/>
+      <w:r>
+        <w:rPr>
+          <w:rFonts w:ascii="Times New Roman" w:hAnsi="Times New Roman" w:cs="Times New Roman"/>
+          <w:sz w:val="28"/>
+          <w:szCs w:val="28"/>
+          <w:lang w:val="ru-RU"/>
+        </w:rPr>
+        <w:t xml:space="preserve"> на другому п</w:t>
+      </w:r>
+      <w:proofErr w:type="spellStart"/>
+      <w:r>
+        <w:rPr>
+          <w:rFonts w:ascii="Times New Roman" w:hAnsi="Times New Roman" w:cs="Times New Roman"/>
+          <w:sz w:val="28"/>
+          <w:szCs w:val="28"/>
+        </w:rPr>
+        <w:t>іці</w:t>
+      </w:r>
+      <w:proofErr w:type="spellEnd"/>
+      <w:r>
+        <w:rPr>
+          <w:rFonts w:ascii="Times New Roman" w:hAnsi="Times New Roman" w:cs="Times New Roman"/>
+          <w:sz w:val="28"/>
+          <w:szCs w:val="28"/>
+        </w:rPr>
+        <w:t>.</w:t>
+      </w:r>
+    </w:p>
+    <w:p>
+      <w:pPr>
+        <w:rPr>
+          <w:rFonts w:ascii="Times New Roman" w:hAnsi="Times New Roman" w:cs="Times New Roman"/>
+          <w:sz w:val="28"/>
+          <w:szCs w:val="28"/>
+          <w:lang w:val="ru-RU"/>
+        </w:rPr>
+      </w:pPr>
+      <w:r>
+        <w:rPr>
+          <w:rFonts w:ascii="Times New Roman" w:hAnsi="Times New Roman" w:cs="Times New Roman"/>
+          <w:sz w:val="28"/>
+          <w:szCs w:val="28"/>
+          <w:lang w:val="ru-RU"/>
+        </w:rPr>
+        <w:br w:type="page"/>
+      </w:r>
+    </w:p>
+    <w:p>
+      <w:pPr>
+        <w:tabs>
+          <w:tab w:val="left" w:pos="5875"/>
+        </w:tabs>
+        <w:rPr>
+          <w:rFonts w:ascii="Times New Roman" w:hAnsi="Times New Roman" w:cs="Times New Roman"/>
+          <w:b/>
+          <w:bCs/>
+          <w:sz w:val="28"/>
+          <w:szCs w:val="28"/>
+        </w:rPr>
+      </w:pPr>
+      <w:r>
+        <w:rPr>
+          <w:rFonts w:ascii="Times New Roman" w:hAnsi="Times New Roman" w:cs="Times New Roman"/>
+          <w:b/>
+          <w:bCs/>
+          <w:sz w:val="28"/>
+          <w:szCs w:val="28"/>
+        </w:rPr>
+        <w:lastRenderedPageBreak/>
+        <w:t xml:space="preserve">1. </w:t>
+      </w:r>
+      <w:proofErr w:type="spellStart"/>
+      <w:r>
+        <w:rPr>
+          <w:rFonts w:ascii="Times New Roman" w:hAnsi="Times New Roman" w:cs="Times New Roman"/>
+          <w:b/>
+          <w:bCs/>
+          <w:sz w:val="28"/>
+          <w:szCs w:val="28"/>
+        </w:rPr>
+        <w:t>Смещение</w:t>
+      </w:r>
+      <w:proofErr w:type="spellEnd"/>
+      <w:r>
+        <w:rPr>
+          <w:rFonts w:ascii="Times New Roman" w:hAnsi="Times New Roman" w:cs="Times New Roman"/>
+          <w:b/>
+          <w:bCs/>
+          <w:sz w:val="28"/>
+          <w:szCs w:val="28"/>
+        </w:rPr>
+        <w:t xml:space="preserve"> </w:t>
+      </w:r>
+      <w:proofErr w:type="spellStart"/>
+      <w:r>
+        <w:rPr>
+          <w:rFonts w:ascii="Times New Roman" w:hAnsi="Times New Roman" w:cs="Times New Roman"/>
+          <w:b/>
+          <w:bCs/>
+          <w:sz w:val="28"/>
+          <w:szCs w:val="28"/>
+        </w:rPr>
+        <w:t>изолинии</w:t>
+      </w:r>
+      <w:proofErr w:type="spellEnd"/>
+      <w:r>
+        <w:rPr>
+          <w:rFonts w:ascii="Times New Roman" w:hAnsi="Times New Roman" w:cs="Times New Roman"/>
+          <w:b/>
+          <w:bCs/>
+          <w:sz w:val="28"/>
+          <w:szCs w:val="28"/>
+        </w:rPr>
+        <w:t xml:space="preserve"> вверх (</w:t>
+      </w:r>
+      <w:proofErr w:type="spellStart"/>
+      <w:r>
+        <w:rPr>
+          <w:rFonts w:ascii="Times New Roman" w:hAnsi="Times New Roman" w:cs="Times New Roman"/>
+          <w:b/>
+          <w:bCs/>
+          <w:sz w:val="28"/>
+          <w:szCs w:val="28"/>
+        </w:rPr>
+        <w:t>ложное</w:t>
+      </w:r>
+      <w:proofErr w:type="spellEnd"/>
+      <w:r>
+        <w:rPr>
+          <w:rFonts w:ascii="Times New Roman" w:hAnsi="Times New Roman" w:cs="Times New Roman"/>
+          <w:b/>
+          <w:bCs/>
+          <w:sz w:val="28"/>
+          <w:szCs w:val="28"/>
+        </w:rPr>
+        <w:t>)</w:t>
+      </w:r>
+    </w:p>
+    <w:p>
+      <w:pPr>
+        <w:tabs>
+          <w:tab w:val="left" w:pos="5875"/>
+        </w:tabs>
+        <w:rPr>
+          <w:rFonts w:ascii="Times New Roman" w:hAnsi="Times New Roman" w:cs="Times New Roman"/>
+          <w:sz w:val="28"/>
+          <w:szCs w:val="28"/>
+          <w:lang w:val="ru-RU"/>
+        </w:rPr>
+      </w:pPr>
+      <w:proofErr w:type="spellStart"/>
+      <w:r>
+        <w:rPr>
+          <w:rFonts w:ascii="Times New Roman" w:hAnsi="Times New Roman" w:cs="Times New Roman"/>
+          <w:sz w:val="28"/>
+          <w:szCs w:val="28"/>
+        </w:rPr>
+        <w:t>Если</w:t>
+      </w:r>
+      <w:proofErr w:type="spellEnd"/>
+      <w:r>
+        <w:rPr>
+          <w:rFonts w:ascii="Times New Roman" w:hAnsi="Times New Roman" w:cs="Times New Roman"/>
+          <w:sz w:val="28"/>
+          <w:szCs w:val="28"/>
+        </w:rPr>
+        <w:t xml:space="preserve"> весь ЭКГ-сигнал "</w:t>
+      </w:r>
+      <w:proofErr w:type="spellStart"/>
+      <w:r>
+        <w:rPr>
+          <w:rFonts w:ascii="Times New Roman" w:hAnsi="Times New Roman" w:cs="Times New Roman"/>
+          <w:sz w:val="28"/>
+          <w:szCs w:val="28"/>
+        </w:rPr>
+        <w:t>поднят</w:t>
+      </w:r>
+      <w:proofErr w:type="spellEnd"/>
+      <w:r>
+        <w:rPr>
+          <w:rFonts w:ascii="Times New Roman" w:hAnsi="Times New Roman" w:cs="Times New Roman"/>
+          <w:sz w:val="28"/>
+          <w:szCs w:val="28"/>
+        </w:rPr>
+        <w:t xml:space="preserve">", то TP </w:t>
+      </w:r>
+      <w:proofErr w:type="spellStart"/>
+      <w:r>
+        <w:rPr>
+          <w:rFonts w:ascii="Times New Roman" w:hAnsi="Times New Roman" w:cs="Times New Roman"/>
+          <w:sz w:val="28"/>
+          <w:szCs w:val="28"/>
+        </w:rPr>
+        <w:t>выглядит</w:t>
+      </w:r>
+      <w:proofErr w:type="spellEnd"/>
+      <w:r>
+        <w:rPr>
+          <w:rFonts w:ascii="Times New Roman" w:hAnsi="Times New Roman" w:cs="Times New Roman"/>
+          <w:sz w:val="28"/>
+          <w:szCs w:val="28"/>
+        </w:rPr>
+        <w:t xml:space="preserve"> </w:t>
+      </w:r>
+      <w:proofErr w:type="spellStart"/>
+      <w:r>
+        <w:rPr>
+          <w:rFonts w:ascii="Times New Roman" w:hAnsi="Times New Roman" w:cs="Times New Roman"/>
+          <w:sz w:val="28"/>
+          <w:szCs w:val="28"/>
+        </w:rPr>
+        <w:t>ниже</w:t>
+      </w:r>
+      <w:proofErr w:type="spellEnd"/>
+      <w:r>
+        <w:rPr>
+          <w:rFonts w:ascii="Times New Roman" w:hAnsi="Times New Roman" w:cs="Times New Roman"/>
+          <w:sz w:val="28"/>
+          <w:szCs w:val="28"/>
+        </w:rPr>
+        <w:t xml:space="preserve"> 0, </w:t>
+      </w:r>
+      <w:proofErr w:type="spellStart"/>
+      <w:r>
+        <w:rPr>
+          <w:rFonts w:ascii="Times New Roman" w:hAnsi="Times New Roman" w:cs="Times New Roman"/>
+          <w:sz w:val="28"/>
+          <w:szCs w:val="28"/>
+        </w:rPr>
+        <w:t>хотя</w:t>
+      </w:r>
+      <w:proofErr w:type="spellEnd"/>
+      <w:r>
+        <w:rPr>
+          <w:rFonts w:ascii="Times New Roman" w:hAnsi="Times New Roman" w:cs="Times New Roman"/>
+          <w:sz w:val="28"/>
+          <w:szCs w:val="28"/>
+        </w:rPr>
+        <w:t xml:space="preserve"> </w:t>
+      </w:r>
+      <w:proofErr w:type="spellStart"/>
+      <w:r>
+        <w:rPr>
+          <w:rFonts w:ascii="Times New Roman" w:hAnsi="Times New Roman" w:cs="Times New Roman"/>
+          <w:sz w:val="28"/>
+          <w:szCs w:val="28"/>
+        </w:rPr>
+        <w:t>это</w:t>
+      </w:r>
+      <w:proofErr w:type="spellEnd"/>
+      <w:r>
+        <w:rPr>
+          <w:rFonts w:ascii="Times New Roman" w:hAnsi="Times New Roman" w:cs="Times New Roman"/>
+          <w:sz w:val="28"/>
+          <w:szCs w:val="28"/>
+        </w:rPr>
+        <w:t xml:space="preserve"> артефакт (</w:t>
+      </w:r>
+      <w:proofErr w:type="spellStart"/>
+      <w:r>
+        <w:rPr>
+          <w:rFonts w:ascii="Times New Roman" w:hAnsi="Times New Roman" w:cs="Times New Roman"/>
+          <w:sz w:val="28"/>
+          <w:szCs w:val="28"/>
+        </w:rPr>
+        <w:t>например</w:t>
+      </w:r>
+      <w:proofErr w:type="spellEnd"/>
+      <w:r>
+        <w:rPr>
+          <w:rFonts w:ascii="Times New Roman" w:hAnsi="Times New Roman" w:cs="Times New Roman"/>
+          <w:sz w:val="28"/>
+          <w:szCs w:val="28"/>
+        </w:rPr>
+        <w:t xml:space="preserve">, при </w:t>
+      </w:r>
+      <w:proofErr w:type="spellStart"/>
+      <w:r>
+        <w:rPr>
+          <w:rFonts w:ascii="Times New Roman" w:hAnsi="Times New Roman" w:cs="Times New Roman"/>
+          <w:sz w:val="28"/>
+          <w:szCs w:val="28"/>
+        </w:rPr>
+        <w:t>плохом</w:t>
+      </w:r>
+      <w:proofErr w:type="spellEnd"/>
+      <w:r>
+        <w:rPr>
+          <w:rFonts w:ascii="Times New Roman" w:hAnsi="Times New Roman" w:cs="Times New Roman"/>
+          <w:sz w:val="28"/>
+          <w:szCs w:val="28"/>
+        </w:rPr>
+        <w:t xml:space="preserve"> контакте </w:t>
+      </w:r>
+      <w:proofErr w:type="spellStart"/>
+      <w:r>
+        <w:rPr>
+          <w:rFonts w:ascii="Times New Roman" w:hAnsi="Times New Roman" w:cs="Times New Roman"/>
+          <w:sz w:val="28"/>
+          <w:szCs w:val="28"/>
+        </w:rPr>
+        <w:t>электродов</w:t>
+      </w:r>
+      <w:proofErr w:type="spellEnd"/>
+      <w:r>
+        <w:rPr>
+          <w:rFonts w:ascii="Times New Roman" w:hAnsi="Times New Roman" w:cs="Times New Roman"/>
+          <w:sz w:val="28"/>
+          <w:szCs w:val="28"/>
+        </w:rPr>
+        <w:t xml:space="preserve">, </w:t>
+      </w:r>
+      <w:proofErr w:type="spellStart"/>
+      <w:r>
+        <w:rPr>
+          <w:rFonts w:ascii="Times New Roman" w:hAnsi="Times New Roman" w:cs="Times New Roman"/>
+          <w:sz w:val="28"/>
+          <w:szCs w:val="28"/>
+        </w:rPr>
+        <w:t>дрожи</w:t>
+      </w:r>
+      <w:proofErr w:type="spellEnd"/>
+      <w:r>
+        <w:rPr>
+          <w:rFonts w:ascii="Times New Roman" w:hAnsi="Times New Roman" w:cs="Times New Roman"/>
+          <w:sz w:val="28"/>
+          <w:szCs w:val="28"/>
+        </w:rPr>
+        <w:t xml:space="preserve"> </w:t>
+      </w:r>
+      <w:proofErr w:type="spellStart"/>
+      <w:r>
+        <w:rPr>
+          <w:rFonts w:ascii="Times New Roman" w:hAnsi="Times New Roman" w:cs="Times New Roman"/>
+          <w:sz w:val="28"/>
+          <w:szCs w:val="28"/>
+        </w:rPr>
+        <w:t>мышц</w:t>
+      </w:r>
+      <w:proofErr w:type="spellEnd"/>
+      <w:r>
+        <w:rPr>
+          <w:rFonts w:ascii="Times New Roman" w:hAnsi="Times New Roman" w:cs="Times New Roman"/>
+          <w:sz w:val="28"/>
+          <w:szCs w:val="28"/>
+        </w:rPr>
+        <w:t xml:space="preserve"> и </w:t>
+      </w:r>
+      <w:proofErr w:type="spellStart"/>
+      <w:r>
+        <w:rPr>
+          <w:rFonts w:ascii="Times New Roman" w:hAnsi="Times New Roman" w:cs="Times New Roman"/>
+          <w:sz w:val="28"/>
+          <w:szCs w:val="28"/>
+        </w:rPr>
+        <w:t>др</w:t>
+      </w:r>
+      <w:proofErr w:type="spellEnd"/>
+      <w:r>
+        <w:rPr>
+          <w:rFonts w:ascii="Times New Roman" w:hAnsi="Times New Roman" w:cs="Times New Roman"/>
+          <w:sz w:val="28"/>
+          <w:szCs w:val="28"/>
+        </w:rPr>
+        <w:t>.).</w:t>
+      </w:r>
+    </w:p>
+    <w:p>
+      <w:pPr>
+        <w:tabs>
+          <w:tab w:val="left" w:pos="5875"/>
+        </w:tabs>
+        <w:rPr>
+          <w:rFonts w:ascii="Times New Roman" w:hAnsi="Times New Roman" w:cs="Times New Roman"/>
+          <w:sz w:val="28"/>
+          <w:szCs w:val="28"/>
+          <w:lang w:val="ru-RU"/>
+        </w:rPr>
+      </w:pPr>
+      <w:r>
+        <w:rPr>
+          <w:rFonts w:ascii="Times New Roman" w:hAnsi="Times New Roman" w:cs="Times New Roman"/>
+          <w:b/>
+          <w:bCs/>
+          <w:sz w:val="28"/>
+          <w:szCs w:val="28"/>
+        </w:rPr>
+        <w:t xml:space="preserve">TP </w:t>
+      </w:r>
+      <w:proofErr w:type="spellStart"/>
+      <w:r>
+        <w:rPr>
+          <w:rFonts w:ascii="Times New Roman" w:hAnsi="Times New Roman" w:cs="Times New Roman"/>
+          <w:b/>
+          <w:bCs/>
+          <w:sz w:val="28"/>
+          <w:szCs w:val="28"/>
+        </w:rPr>
+        <w:t>ниже</w:t>
+      </w:r>
+      <w:proofErr w:type="spellEnd"/>
+      <w:r>
+        <w:rPr>
+          <w:rFonts w:ascii="Times New Roman" w:hAnsi="Times New Roman" w:cs="Times New Roman"/>
+          <w:b/>
+          <w:bCs/>
+          <w:sz w:val="28"/>
+          <w:szCs w:val="28"/>
+        </w:rPr>
+        <w:t xml:space="preserve"> нуля</w:t>
+      </w:r>
+      <w:r>
+        <w:rPr>
+          <w:rFonts w:ascii="Times New Roman" w:hAnsi="Times New Roman" w:cs="Times New Roman"/>
+          <w:sz w:val="28"/>
+          <w:szCs w:val="28"/>
+        </w:rPr>
+        <w:t xml:space="preserve"> — </w:t>
+      </w:r>
+      <w:proofErr w:type="spellStart"/>
+      <w:r>
+        <w:rPr>
+          <w:rFonts w:ascii="Times New Roman" w:hAnsi="Times New Roman" w:cs="Times New Roman"/>
+          <w:sz w:val="28"/>
+          <w:szCs w:val="28"/>
+        </w:rPr>
+        <w:t>это</w:t>
+      </w:r>
+      <w:proofErr w:type="spellEnd"/>
+      <w:r>
+        <w:rPr>
+          <w:rFonts w:ascii="Times New Roman" w:hAnsi="Times New Roman" w:cs="Times New Roman"/>
+          <w:sz w:val="28"/>
+          <w:szCs w:val="28"/>
+        </w:rPr>
+        <w:t xml:space="preserve"> </w:t>
+      </w:r>
+      <w:r>
+        <w:rPr>
+          <w:rFonts w:ascii="Times New Roman" w:hAnsi="Times New Roman" w:cs="Times New Roman"/>
+          <w:i/>
+          <w:iCs/>
+          <w:sz w:val="28"/>
+          <w:szCs w:val="28"/>
+        </w:rPr>
+        <w:t>не норма</w:t>
+      </w:r>
+      <w:r>
+        <w:rPr>
+          <w:rFonts w:ascii="Times New Roman" w:hAnsi="Times New Roman" w:cs="Times New Roman"/>
+          <w:sz w:val="28"/>
+          <w:szCs w:val="28"/>
+        </w:rPr>
+        <w:t xml:space="preserve">, и </w:t>
+      </w:r>
+      <w:proofErr w:type="spellStart"/>
+      <w:r>
+        <w:rPr>
+          <w:rFonts w:ascii="Times New Roman" w:hAnsi="Times New Roman" w:cs="Times New Roman"/>
+          <w:sz w:val="28"/>
+          <w:szCs w:val="28"/>
+        </w:rPr>
+        <w:t>требует</w:t>
+      </w:r>
+      <w:proofErr w:type="spellEnd"/>
+      <w:r>
+        <w:rPr>
+          <w:rFonts w:ascii="Times New Roman" w:hAnsi="Times New Roman" w:cs="Times New Roman"/>
+          <w:sz w:val="28"/>
+          <w:szCs w:val="28"/>
+        </w:rPr>
+        <w:t xml:space="preserve"> </w:t>
+      </w:r>
+      <w:proofErr w:type="spellStart"/>
+      <w:r>
+        <w:rPr>
+          <w:rFonts w:ascii="Times New Roman" w:hAnsi="Times New Roman" w:cs="Times New Roman"/>
+          <w:sz w:val="28"/>
+          <w:szCs w:val="28"/>
+        </w:rPr>
+        <w:t>анализа</w:t>
+      </w:r>
+      <w:proofErr w:type="spellEnd"/>
+      <w:r>
+        <w:rPr>
+          <w:rFonts w:ascii="Times New Roman" w:hAnsi="Times New Roman" w:cs="Times New Roman"/>
+          <w:sz w:val="28"/>
+          <w:szCs w:val="28"/>
+        </w:rPr>
+        <w:t xml:space="preserve"> </w:t>
+      </w:r>
+      <w:proofErr w:type="spellStart"/>
+      <w:r>
+        <w:rPr>
+          <w:rFonts w:ascii="Times New Roman" w:hAnsi="Times New Roman" w:cs="Times New Roman"/>
+          <w:sz w:val="28"/>
+          <w:szCs w:val="28"/>
+        </w:rPr>
+        <w:t>контекста</w:t>
+      </w:r>
+      <w:proofErr w:type="spellEnd"/>
+      <w:r>
+        <w:rPr>
+          <w:rFonts w:ascii="Times New Roman" w:hAnsi="Times New Roman" w:cs="Times New Roman"/>
+          <w:sz w:val="28"/>
+          <w:szCs w:val="28"/>
+        </w:rPr>
+        <w:t xml:space="preserve">. В </w:t>
+      </w:r>
+      <w:proofErr w:type="spellStart"/>
+      <w:r>
+        <w:rPr>
+          <w:rFonts w:ascii="Times New Roman" w:hAnsi="Times New Roman" w:cs="Times New Roman"/>
+          <w:sz w:val="28"/>
+          <w:szCs w:val="28"/>
+        </w:rPr>
+        <w:t>техническом</w:t>
+      </w:r>
+      <w:proofErr w:type="spellEnd"/>
+      <w:r>
+        <w:rPr>
+          <w:rFonts w:ascii="Times New Roman" w:hAnsi="Times New Roman" w:cs="Times New Roman"/>
+          <w:sz w:val="28"/>
+          <w:szCs w:val="28"/>
+        </w:rPr>
+        <w:t xml:space="preserve"> </w:t>
+      </w:r>
+      <w:proofErr w:type="spellStart"/>
+      <w:r>
+        <w:rPr>
+          <w:rFonts w:ascii="Times New Roman" w:hAnsi="Times New Roman" w:cs="Times New Roman"/>
+          <w:sz w:val="28"/>
+          <w:szCs w:val="28"/>
+        </w:rPr>
+        <w:t>смысле</w:t>
+      </w:r>
+      <w:proofErr w:type="spellEnd"/>
+      <w:r>
+        <w:rPr>
+          <w:rFonts w:ascii="Times New Roman" w:hAnsi="Times New Roman" w:cs="Times New Roman"/>
+          <w:sz w:val="28"/>
+          <w:szCs w:val="28"/>
+        </w:rPr>
+        <w:t xml:space="preserve">, </w:t>
+      </w:r>
+      <w:proofErr w:type="spellStart"/>
+      <w:r>
+        <w:rPr>
+          <w:rFonts w:ascii="Times New Roman" w:hAnsi="Times New Roman" w:cs="Times New Roman"/>
+          <w:b/>
+          <w:bCs/>
+          <w:sz w:val="28"/>
+          <w:szCs w:val="28"/>
+        </w:rPr>
+        <w:t>изолинию</w:t>
+      </w:r>
+      <w:proofErr w:type="spellEnd"/>
+      <w:r>
+        <w:rPr>
+          <w:rFonts w:ascii="Times New Roman" w:hAnsi="Times New Roman" w:cs="Times New Roman"/>
+          <w:b/>
+          <w:bCs/>
+          <w:sz w:val="28"/>
+          <w:szCs w:val="28"/>
+        </w:rPr>
+        <w:t xml:space="preserve"> </w:t>
+      </w:r>
+      <w:proofErr w:type="spellStart"/>
+      <w:r>
+        <w:rPr>
+          <w:rFonts w:ascii="Times New Roman" w:hAnsi="Times New Roman" w:cs="Times New Roman"/>
+          <w:b/>
+          <w:bCs/>
+          <w:sz w:val="28"/>
+          <w:szCs w:val="28"/>
+        </w:rPr>
+        <w:t>стоит</w:t>
+      </w:r>
+      <w:proofErr w:type="spellEnd"/>
+      <w:r>
+        <w:rPr>
+          <w:rFonts w:ascii="Times New Roman" w:hAnsi="Times New Roman" w:cs="Times New Roman"/>
+          <w:b/>
+          <w:bCs/>
+          <w:sz w:val="28"/>
+          <w:szCs w:val="28"/>
+        </w:rPr>
+        <w:t xml:space="preserve"> </w:t>
+      </w:r>
+      <w:proofErr w:type="spellStart"/>
+      <w:r>
+        <w:rPr>
+          <w:rFonts w:ascii="Times New Roman" w:hAnsi="Times New Roman" w:cs="Times New Roman"/>
+          <w:b/>
+          <w:bCs/>
+          <w:sz w:val="28"/>
+          <w:szCs w:val="28"/>
+        </w:rPr>
+        <w:t>искать</w:t>
+      </w:r>
+      <w:proofErr w:type="spellEnd"/>
+      <w:r>
+        <w:rPr>
+          <w:rFonts w:ascii="Times New Roman" w:hAnsi="Times New Roman" w:cs="Times New Roman"/>
+          <w:b/>
+          <w:bCs/>
+          <w:sz w:val="28"/>
+          <w:szCs w:val="28"/>
+        </w:rPr>
+        <w:t xml:space="preserve"> на </w:t>
+      </w:r>
+      <w:proofErr w:type="spellStart"/>
+      <w:r>
+        <w:rPr>
+          <w:rFonts w:ascii="Times New Roman" w:hAnsi="Times New Roman" w:cs="Times New Roman"/>
+          <w:b/>
+          <w:bCs/>
+          <w:sz w:val="28"/>
+          <w:szCs w:val="28"/>
+        </w:rPr>
+        <w:t>стабильных</w:t>
+      </w:r>
+      <w:proofErr w:type="spellEnd"/>
+      <w:r>
+        <w:rPr>
+          <w:rFonts w:ascii="Times New Roman" w:hAnsi="Times New Roman" w:cs="Times New Roman"/>
+          <w:b/>
+          <w:bCs/>
+          <w:sz w:val="28"/>
+          <w:szCs w:val="28"/>
+        </w:rPr>
+        <w:t xml:space="preserve">, "плоских" </w:t>
+      </w:r>
+      <w:proofErr w:type="spellStart"/>
+      <w:r>
+        <w:rPr>
+          <w:rFonts w:ascii="Times New Roman" w:hAnsi="Times New Roman" w:cs="Times New Roman"/>
+          <w:b/>
+          <w:bCs/>
+          <w:sz w:val="28"/>
+          <w:szCs w:val="28"/>
+        </w:rPr>
+        <w:t>участках</w:t>
+      </w:r>
+      <w:proofErr w:type="spellEnd"/>
+      <w:r>
+        <w:rPr>
+          <w:rFonts w:ascii="Times New Roman" w:hAnsi="Times New Roman" w:cs="Times New Roman"/>
+          <w:sz w:val="28"/>
+          <w:szCs w:val="28"/>
+        </w:rPr>
+        <w:t xml:space="preserve">, а не </w:t>
+      </w:r>
+      <w:proofErr w:type="spellStart"/>
+      <w:r>
+        <w:rPr>
+          <w:rFonts w:ascii="Times New Roman" w:hAnsi="Times New Roman" w:cs="Times New Roman"/>
+          <w:sz w:val="28"/>
+          <w:szCs w:val="28"/>
+        </w:rPr>
+        <w:t>слепо</w:t>
+      </w:r>
+      <w:proofErr w:type="spellEnd"/>
+      <w:r>
+        <w:rPr>
+          <w:rFonts w:ascii="Times New Roman" w:hAnsi="Times New Roman" w:cs="Times New Roman"/>
+          <w:sz w:val="28"/>
+          <w:szCs w:val="28"/>
+        </w:rPr>
+        <w:t xml:space="preserve"> </w:t>
+      </w:r>
+      <w:proofErr w:type="spellStart"/>
+      <w:r>
+        <w:rPr>
+          <w:rFonts w:ascii="Times New Roman" w:hAnsi="Times New Roman" w:cs="Times New Roman"/>
+          <w:sz w:val="28"/>
+          <w:szCs w:val="28"/>
+        </w:rPr>
+        <w:t>доверять</w:t>
+      </w:r>
+      <w:proofErr w:type="spellEnd"/>
+      <w:r>
+        <w:rPr>
+          <w:rFonts w:ascii="Times New Roman" w:hAnsi="Times New Roman" w:cs="Times New Roman"/>
+          <w:sz w:val="28"/>
+          <w:szCs w:val="28"/>
+        </w:rPr>
+        <w:t xml:space="preserve"> TP.</w:t>
+      </w:r>
+    </w:p>
+    <w:p>
+      <w:pPr>
+        <w:tabs>
+          <w:tab w:val="left" w:pos="5875"/>
+        </w:tabs>
+        <w:rPr>
+          <w:rFonts w:ascii="Times New Roman" w:hAnsi="Times New Roman" w:cs="Times New Roman"/>
+          <w:sz w:val="28"/>
+          <w:szCs w:val="28"/>
         </w:rPr>
       </w:pPr>
     </w:p>
+    <w:p/>
     <w:sectPr>
       <w:pgSz w:w="11906" w:h="16838"/>
       <w:pgMar w:top="850" w:right="850" w:bottom="850" w:left="1417" w:header="708" w:footer="708" w:gutter="0"/>
